--- a/Seminario de Sistemas/Kit docente/Clase 11/Guion Docente Clase 11 - Avance del proyecto de diseno.docx
+++ b/Seminario de Sistemas/Kit docente/Clase 11/Guion Docente Clase 11 - Avance del proyecto de diseno.docx
@@ -781,7 +781,7 @@
           <w:color w:val="4A4A49"/>
           <w:sz w:val="22"/>
         </w:rPr>
-        <w:t>Cada hallazgo se anota con ubicacion exacta, descripcion de la inconsistencia y severidad: bloqueante cuando impide construir el sistema, mayor cuando obliga a rehacer un artefacto completo, menor cuando es cosmetico.</w:t>
+        <w:t>Cada hallazgo se anota con ubicacion exacta, descripcion de la inconsistencia y severidad: bloqueante cuando impide construir el sistema, mayor cuando obliga a rehacer un artefacto completo, menor cuando es de forma.</w:t>
       </w:r>
     </w:p>
     <w:p>
